--- a/6.devops/8.Gradle/gradle.docx
+++ b/6.devops/8.Gradle/gradle.docx
@@ -1034,7 +1034,7 @@
       <w:r>
         <w:rPr>
           <w:noProof/>
-          <w:lang w:eastAsia="en-IN" w:bidi="te-IN"/>
+          <w:lang w:eastAsia="en-IN"/>
         </w:rPr>
         <w:drawing>
           <wp:inline distT="0" distB="0" distL="0" distR="0" wp14:anchorId="01FEEC72" wp14:editId="39369A76">
@@ -3616,7 +3616,6 @@
             <w:r>
               <w:rPr>
                 <w:noProof/>
-                <w:lang w:bidi="te-IN"/>
               </w:rPr>
               <w:lastRenderedPageBreak/>
               <w:drawing>
@@ -3975,19 +3974,7 @@
                     <w:rPr>
                       <w:sz w:val="24"/>
                     </w:rPr>
-                    <w:t>Bec in real time, main project will have bdd</w:t>
-                  </w:r>
-                  <w:r>
-                    <w:rPr>
-                      <w:sz w:val="24"/>
-                    </w:rPr>
-                    <w:t xml:space="preserve"> sub</w:t>
-                  </w:r>
-                  <w:r>
-                    <w:rPr>
-                      <w:sz w:val="24"/>
-                    </w:rPr>
-                    <w:t xml:space="preserve"> module, we may want to build only that module</w:t>
+                    <w:t>Bec in real time, main project will have bdd sub module, we may want to build only that module</w:t>
                   </w:r>
                 </w:p>
               </w:tc>
@@ -6347,8 +6334,6 @@
                     </w:rPr>
                     <w:t xml:space="preserve"> // Here : means root project</w:t>
                   </w:r>
-                  <w:bookmarkStart w:id="0" w:name="_GoBack"/>
-                  <w:bookmarkEnd w:id="0"/>
                 </w:p>
               </w:tc>
               <w:tc>
@@ -7783,7 +7768,6 @@
       <w:r>
         <w:rPr>
           <w:noProof/>
-          <w:lang w:bidi="te-IN"/>
         </w:rPr>
         <w:lastRenderedPageBreak/>
         <w:drawing>
@@ -7825,7 +7809,6 @@
       <w:r>
         <w:rPr>
           <w:noProof/>
-          <w:lang w:bidi="te-IN"/>
         </w:rPr>
         <w:drawing>
           <wp:inline distT="0" distB="0" distL="0" distR="0" wp14:anchorId="06CB51B2" wp14:editId="1C2812BF">
@@ -7879,6 +7862,197 @@
       <w:r>
         <w:t>U can see all these dependencies / jars finally took into our project</w:t>
       </w:r>
+    </w:p>
+    <w:p>
+      <w:pPr>
+        <w:pStyle w:val="green"/>
+      </w:pPr>
+    </w:p>
+    <w:p>
+      <w:pPr>
+        <w:pStyle w:val="green"/>
+      </w:pPr>
+    </w:p>
+    <w:p>
+      <w:pPr>
+        <w:pStyle w:val="h4-violet"/>
+      </w:pPr>
+      <w:r>
+        <w:t>New versions</w:t>
+      </w:r>
+    </w:p>
+    <w:tbl>
+      <w:tblPr>
+        <w:tblStyle w:val="TableGrid"/>
+        <w:tblW w:w="0" w:type="auto"/>
+        <w:tblLook w:val="04A0" w:firstRow="1" w:lastRow="0" w:firstColumn="1" w:lastColumn="0" w:noHBand="0" w:noVBand="1"/>
+      </w:tblPr>
+      <w:tblGrid>
+        <w:gridCol w:w="11515"/>
+        <w:gridCol w:w="11515"/>
+      </w:tblGrid>
+      <w:tr>
+        <w:tc>
+          <w:tcPr>
+            <w:tcW w:w="11515" w:type="dxa"/>
+          </w:tcPr>
+          <w:p>
+            <w:pPr>
+              <w:rPr>
+                <w:rFonts w:eastAsia="Times New Roman"/>
+                <w:color w:val="ED7D31" w:themeColor="accent2"/>
+                <w:lang w:eastAsia="en-IN"/>
+              </w:rPr>
+            </w:pPr>
+            <w:bookmarkStart w:id="0" w:name="_GoBack"/>
+            <w:r>
+              <w:rPr>
+                <w:rFonts w:eastAsia="Times New Roman"/>
+                <w:color w:val="ED7D31" w:themeColor="accent2"/>
+                <w:lang w:eastAsia="en-IN"/>
+              </w:rPr>
+              <w:t>testCompile</w:t>
+            </w:r>
+            <w:r>
+              <w:rPr>
+                <w:rFonts w:eastAsia="Times New Roman"/>
+                <w:color w:val="ED7D31" w:themeColor="accent2"/>
+                <w:lang w:eastAsia="en-IN"/>
+              </w:rPr>
+              <w:t xml:space="preserve"> is </w:t>
+            </w:r>
+            <w:r>
+              <w:rPr>
+                <w:rFonts w:eastAsia="Times New Roman"/>
+                <w:color w:val="ED7D31" w:themeColor="accent2"/>
+                <w:lang w:eastAsia="en-IN"/>
+              </w:rPr>
+              <w:t>deprecated and removed</w:t>
+            </w:r>
+            <w:r>
+              <w:rPr>
+                <w:rFonts w:eastAsia="Times New Roman"/>
+                <w:color w:val="ED7D31" w:themeColor="accent2"/>
+                <w:lang w:eastAsia="en-IN"/>
+              </w:rPr>
+              <w:t xml:space="preserve"> in newer Gradle (5+ / 7+)</w:t>
+            </w:r>
+          </w:p>
+          <w:bookmarkEnd w:id="0"/>
+          <w:p>
+            <w:pPr>
+              <w:pStyle w:val="HTMLPreformatted"/>
+              <w:rPr>
+                <w:rFonts w:ascii="Comic Sans MS" w:hAnsi="Comic Sans MS"/>
+                <w:color w:val="00B050"/>
+                <w:sz w:val="28"/>
+              </w:rPr>
+            </w:pPr>
+            <w:r>
+              <w:rPr>
+                <w:rFonts w:ascii="Comic Sans MS" w:hAnsi="Comic Sans MS"/>
+                <w:color w:val="00B050"/>
+                <w:sz w:val="28"/>
+              </w:rPr>
+              <w:t>so replace testCompile 'org.mockito:mockito-core:3.2.4'</w:t>
+            </w:r>
+          </w:p>
+          <w:p>
+            <w:pPr>
+              <w:rPr>
+                <w:rFonts w:eastAsia="Times New Roman"/>
+                <w:color w:val="00B050"/>
+                <w:lang w:eastAsia="en-IN"/>
+              </w:rPr>
+            </w:pPr>
+            <w:r>
+              <w:rPr>
+                <w:rFonts w:eastAsia="Times New Roman"/>
+                <w:color w:val="00B050"/>
+                <w:lang w:eastAsia="en-IN"/>
+              </w:rPr>
+              <w:t xml:space="preserve">with </w:t>
+            </w:r>
+          </w:p>
+          <w:p>
+            <w:pPr>
+              <w:tabs>
+                <w:tab w:val="left" w:pos="916"/>
+                <w:tab w:val="left" w:pos="1832"/>
+                <w:tab w:val="left" w:pos="2748"/>
+                <w:tab w:val="left" w:pos="3664"/>
+                <w:tab w:val="left" w:pos="4580"/>
+                <w:tab w:val="left" w:pos="5496"/>
+                <w:tab w:val="left" w:pos="6412"/>
+                <w:tab w:val="left" w:pos="7328"/>
+                <w:tab w:val="left" w:pos="8244"/>
+                <w:tab w:val="left" w:pos="9160"/>
+                <w:tab w:val="left" w:pos="10076"/>
+                <w:tab w:val="left" w:pos="10992"/>
+                <w:tab w:val="left" w:pos="11908"/>
+                <w:tab w:val="left" w:pos="12824"/>
+                <w:tab w:val="left" w:pos="13740"/>
+                <w:tab w:val="left" w:pos="14656"/>
+              </w:tabs>
+              <w:rPr>
+                <w:rFonts w:eastAsia="Times New Roman"/>
+                <w:color w:val="00B050"/>
+                <w:lang w:eastAsia="en-IN"/>
+              </w:rPr>
+            </w:pPr>
+            <w:r>
+              <w:rPr>
+                <w:rFonts w:eastAsia="Times New Roman"/>
+                <w:color w:val="00B050"/>
+                <w:lang w:eastAsia="en-IN"/>
+              </w:rPr>
+              <w:t>testCompile 'org.mockito:mockito-core:3.2.4'</w:t>
+            </w:r>
+          </w:p>
+          <w:p>
+            <w:pPr>
+              <w:rPr>
+                <w:rFonts w:eastAsia="Times New Roman"/>
+                <w:color w:val="00B050"/>
+                <w:lang w:eastAsia="en-IN"/>
+              </w:rPr>
+            </w:pPr>
+          </w:p>
+          <w:p>
+            <w:pPr>
+              <w:pStyle w:val="green"/>
+            </w:pPr>
+          </w:p>
+          <w:p>
+            <w:pPr>
+              <w:pStyle w:val="green"/>
+            </w:pPr>
+            <w:r>
+              <w:t>&gt; Could not find method testCompile() for arguments [{group=org.mockito, name=mockito-core, version=3.2.4}] on object of type org.gradle.api.internal.artifacts.dsl.dependencies.DefaultDependencyHandler.</w:t>
+            </w:r>
+          </w:p>
+          <w:p>
+            <w:pPr>
+              <w:pStyle w:val="green"/>
+            </w:pPr>
+          </w:p>
+        </w:tc>
+        <w:tc>
+          <w:tcPr>
+            <w:tcW w:w="11515" w:type="dxa"/>
+          </w:tcPr>
+          <w:p>
+            <w:pPr>
+              <w:pStyle w:val="green"/>
+            </w:pPr>
+          </w:p>
+        </w:tc>
+      </w:tr>
+    </w:tbl>
+    <w:p>
+      <w:pPr>
+        <w:pStyle w:val="h4-violet"/>
+      </w:pPr>
     </w:p>
     <w:sectPr>
       <w:pgSz w:w="24480" w:h="15840" w:orient="landscape" w:code="3"/>
@@ -12629,7 +12803,7 @@
 </file>
 
 <file path=customXml/itemProps1.xml><?xml version="1.0" encoding="utf-8"?>
-<ds:datastoreItem xmlns:ds="http://schemas.openxmlformats.org/officeDocument/2006/customXml" ds:itemID="{24B041FA-73BB-4BCF-8041-4842F4BEADF6}">
+<ds:datastoreItem xmlns:ds="http://schemas.openxmlformats.org/officeDocument/2006/customXml" ds:itemID="{217D71E2-B4FE-4BF4-841F-99DAABE3EFD1}">
   <ds:schemaRefs>
     <ds:schemaRef ds:uri="http://schemas.openxmlformats.org/officeDocument/2006/bibliography"/>
   </ds:schemaRefs>
